--- a/probate_templates/form14a_land_transfer.docx
+++ b/probate_templates/form14a_land_transfer.docx
@@ -3664,6 +3664,16 @@
           <w:lang w:val="ms-MY"/>
         </w:rPr>
         <w:t>Saya,</w:t>
+        <w:tab/>
+        <w:tab/>
+        <w:tab/>
+        <w:tab/>
+        <w:tab/>
+        <w:t xml:space="preserve"> seorang Peguamcara dan Peguambela Mahkamah Tinggi Malaya yang beramal di Muar, Johor. dan mempunyai sijil amalan yang sah dengan  ini  mengaku  bahawa  *tandatangan/cap ibujari  yang  di atas  itu  telah *ditulis/dicapkan di hadapan saya pada </w:t>
+        <w:tab/>
+        <w:tab/>
+        <w:tab/>
+        <w:t xml:space="preserve">   haribulan ………………, 20……. dan adalah *tandatangan/cap ibujari yang benar bagi –</w:t>
       </w:r>
       <w:r>
         <w:rPr>
@@ -3672,7 +3682,6 @@
           <w:u w:val="dotted"/>
           <w:lang w:val="ms-MY"/>
         </w:rPr>
-        <w:tab/>
       </w:r>
       <w:r>
         <w:rPr>
@@ -3681,7 +3690,6 @@
           <w:u w:val="dotted"/>
           <w:lang w:val="ms-MY"/>
         </w:rPr>
-        <w:tab/>
       </w:r>
       <w:r>
         <w:rPr>
@@ -3690,7 +3698,6 @@
           <w:u w:val="dotted"/>
           <w:lang w:val="ms-MY"/>
         </w:rPr>
-        <w:tab/>
       </w:r>
       <w:r>
         <w:rPr>
@@ -3699,7 +3706,6 @@
           <w:u w:val="dotted"/>
           <w:lang w:val="ms-MY"/>
         </w:rPr>
-        <w:tab/>
       </w:r>
       <w:r>
         <w:rPr>
@@ -3708,7 +3714,6 @@
           <w:u w:val="dotted"/>
           <w:lang w:val="ms-MY"/>
         </w:rPr>
-        <w:tab/>
       </w:r>
       <w:r>
         <w:rPr>
@@ -3717,56 +3722,48 @@
           <w:u w:val="dotted"/>
           <w:lang w:val="ms-MY"/>
         </w:rPr>
-        <w:t xml:space="preserve"> </w:t>
       </w:r>
       <w:r>
         <w:rPr>
           <w:b w:val="0"/>
           <w:lang w:val="ms-MY"/>
         </w:rPr>
-        <w:t>seora</w:t>
       </w:r>
       <w:r>
         <w:rPr>
           <w:b w:val="0"/>
           <w:lang w:val="ms-MY"/>
         </w:rPr>
-        <w:t xml:space="preserve">ng Peguamcara dan Peguambela </w:t>
       </w:r>
       <w:r>
         <w:rPr>
           <w:b w:val="0"/>
           <w:lang w:val="ms-MY"/>
         </w:rPr>
-        <w:t xml:space="preserve">Mahkamah Tinggi Malaya </w:t>
       </w:r>
       <w:r>
         <w:rPr>
           <w:b w:val="0"/>
           <w:lang w:val="ms-MY"/>
         </w:rPr>
-        <w:t xml:space="preserve">yang beramal di </w:t>
       </w:r>
       <w:r>
         <w:rPr>
           <w:b w:val="0"/>
           <w:lang w:val="ms-MY"/>
         </w:rPr>
-        <w:t>Muar</w:t>
       </w:r>
       <w:r>
         <w:rPr>
           <w:b w:val="0"/>
           <w:lang w:val="ms-MY"/>
         </w:rPr>
-        <w:t xml:space="preserve"> dan mempunyai sijil amalan yang sah </w:t>
       </w:r>
       <w:r>
         <w:rPr>
           <w:b w:val="0"/>
           <w:lang w:val="ms-MY"/>
         </w:rPr>
-        <w:t>dengan  ini  mengaku  bahawa  *tandatangan/</w:t>
       </w:r>
       <w:r>
         <w:rPr>
@@ -3774,14 +3771,12 @@
           <w:strike/>
           <w:lang w:val="ms-MY"/>
         </w:rPr>
-        <w:t xml:space="preserve">cap ibujari </w:t>
       </w:r>
       <w:r>
         <w:rPr>
           <w:b w:val="0"/>
           <w:lang w:val="ms-MY"/>
         </w:rPr>
-        <w:t xml:space="preserve"> yang  di atas  itu  telah *ditulis/</w:t>
       </w:r>
       <w:r>
         <w:rPr>
@@ -3789,28 +3784,24 @@
           <w:strike/>
           <w:lang w:val="ms-MY"/>
         </w:rPr>
-        <w:t>dicapkan</w:t>
       </w:r>
       <w:r>
         <w:rPr>
           <w:b w:val="0"/>
           <w:lang w:val="ms-MY"/>
         </w:rPr>
-        <w:t xml:space="preserve"> di hadapan saya</w:t>
       </w:r>
       <w:r>
         <w:rPr>
           <w:b w:val="0"/>
           <w:lang w:val="ms-MY"/>
         </w:rPr>
-        <w:t xml:space="preserve"> </w:t>
       </w:r>
       <w:r>
         <w:rPr>
           <w:b w:val="0"/>
           <w:lang w:val="ms-MY"/>
         </w:rPr>
-        <w:t xml:space="preserve">pada </w:t>
       </w:r>
       <w:r>
         <w:rPr>
@@ -3818,7 +3809,6 @@
           <w:u w:val="dotted"/>
           <w:lang w:val="ms-MY"/>
         </w:rPr>
-        <w:tab/>
       </w:r>
       <w:r>
         <w:rPr>
@@ -3826,7 +3816,6 @@
           <w:u w:val="dotted"/>
           <w:lang w:val="ms-MY"/>
         </w:rPr>
-        <w:tab/>
       </w:r>
       <w:r>
         <w:rPr>
@@ -3834,43 +3823,36 @@
           <w:u w:val="dotted"/>
           <w:lang w:val="ms-MY"/>
         </w:rPr>
-        <w:tab/>
-        <w:t xml:space="preserve">  </w:t>
       </w:r>
       <w:r>
         <w:rPr>
           <w:b w:val="0"/>
           <w:lang w:val="ms-MY"/>
         </w:rPr>
-        <w:t xml:space="preserve"> </w:t>
       </w:r>
       <w:r>
         <w:rPr>
           <w:b w:val="0"/>
           <w:lang w:val="ms-MY"/>
         </w:rPr>
-        <w:t>haribulan ………………</w:t>
       </w:r>
       <w:r>
         <w:rPr>
           <w:b w:val="0"/>
           <w:lang w:val="ms-MY"/>
         </w:rPr>
-        <w:t>, 20…….</w:t>
       </w:r>
       <w:r>
         <w:rPr>
           <w:b w:val="0"/>
           <w:lang w:val="ms-MY"/>
         </w:rPr>
-        <w:t xml:space="preserve"> </w:t>
       </w:r>
       <w:r>
         <w:rPr>
           <w:b w:val="0"/>
           <w:lang w:val="ms-MY"/>
         </w:rPr>
-        <w:t>dan adalah *tandatangan/</w:t>
       </w:r>
       <w:r>
         <w:rPr>
@@ -3878,21 +3860,18 @@
           <w:strike/>
           <w:lang w:val="ms-MY"/>
         </w:rPr>
-        <w:t>cap ibujari</w:t>
       </w:r>
       <w:r>
         <w:rPr>
           <w:b w:val="0"/>
           <w:lang w:val="ms-MY"/>
         </w:rPr>
-        <w:t xml:space="preserve"> yang benar bagi</w:t>
       </w:r>
       <w:r>
         <w:rPr>
           <w:b w:val="0"/>
           <w:lang w:val="ms-MY"/>
         </w:rPr>
-        <w:t xml:space="preserve"> –</w:t>
       </w:r>
     </w:p>
     <w:p>
@@ -4208,7 +4187,7 @@
           <w:u w:val="dotted"/>
           <w:lang w:eastAsia="zh-CN"/>
         </w:rPr>
-        <w:t xml:space="preserve">{{APPLICANT_NAME}} (No. K/P: {{APPLICANT_NRIC}}) (sebagai wasi tunggal sah bagi harta pusaka TANCHENG SWEE, si mati)                                                                                                                                    </w:t>
+        <w:t xml:space="preserve">{{APPLICANT_NAME}} (No. K/P: {{APPLICANT_NRIC}}) (sebagai wasi tunggal sah bagi harta pusaka {{DECEASED_NAME}}, si mati)                                                                                                                                    </w:t>
         <w:tab/>
         <w:t xml:space="preserve">                                                                                                                            </w:t>
       </w:r>
@@ -5636,237 +5615,16 @@
           <w:sz w:val="22"/>
           <w:lang w:eastAsia="zh-CN"/>
         </w:rPr>
-        <mc:AlternateContent>
-          <mc:Choice Requires="wps">
-            <w:drawing>
-              <wp:anchor distT="0" distB="0" distL="114300" distR="114300" simplePos="0" relativeHeight="251655680" behindDoc="0" locked="0" layoutInCell="0" allowOverlap="1" wp14:anchorId="69B84712" wp14:editId="5D8B5F18">
-                <wp:simplePos x="0" y="0"/>
-                <wp:positionH relativeFrom="column">
-                  <wp:posOffset>5662930</wp:posOffset>
-                </wp:positionH>
-                <wp:positionV relativeFrom="paragraph">
-                  <wp:posOffset>-78740</wp:posOffset>
-                </wp:positionV>
-                <wp:extent cx="744855" cy="1005840"/>
-                <wp:effectExtent l="0" t="0" r="0" b="0"/>
-                <wp:wrapNone/>
-                <wp:docPr id="5" name="Rectangle 55"/>
-                <wp:cNvGraphicFramePr>
-                  <a:graphicFrameLocks xmlns:a="http://schemas.openxmlformats.org/drawingml/2006/main"/>
-                </wp:cNvGraphicFramePr>
-                <a:graphic xmlns:a="http://schemas.openxmlformats.org/drawingml/2006/main">
-                  <a:graphicData uri="http://schemas.microsoft.com/office/word/2010/wordprocessingShape">
-                    <wps:wsp>
-                      <wps:cNvSpPr>
-                        <a:spLocks noChangeArrowheads="1"/>
-                      </wps:cNvSpPr>
-                      <wps:spPr bwMode="auto">
-                        <a:xfrm>
-                          <a:off x="0" y="0"/>
-                          <a:ext cx="744855" cy="1005840"/>
-                        </a:xfrm>
-                        <a:prstGeom prst="rect">
-                          <a:avLst/>
-                        </a:prstGeom>
-                        <a:solidFill>
-                          <a:srgbClr val="FFFFFF"/>
-                        </a:solidFill>
-                        <a:ln>
-                          <a:noFill/>
-                        </a:ln>
-                        <a:extLst>
-                          <a:ext uri="{91240B29-F687-4F45-9708-019B960494DF}">
-                            <a14:hiddenLine xmlns:a14="http://schemas.microsoft.com/office/drawing/2010/main" w="9525">
-                              <a:solidFill>
-                                <a:srgbClr val="000000"/>
-                              </a:solidFill>
-                              <a:miter lim="800000"/>
-                              <a:headEnd/>
-                              <a:tailEnd/>
-                            </a14:hiddenLine>
-                          </a:ext>
-                        </a:extLst>
-                      </wps:spPr>
-                      <wps:txbx>
-                        <w:txbxContent>
-                          <w:p>
-                            <w:pPr>
-                              <w:rPr>
-                                <w:sz w:val="15"/>
-                                <w:szCs w:val="15"/>
-                                <w:lang w:val="en-US"/>
-                              </w:rPr>
-                            </w:pPr>
-                            <w:r>
-                              <w:rPr>
-                                <w:sz w:val="15"/>
-                                <w:szCs w:val="15"/>
-                                <w:lang w:val="en-US"/>
-                              </w:rPr>
-                              <w:t xml:space="preserve">Di </w:t>
-                            </w:r>
-                            <w:proofErr w:type="spellStart"/>
-                            <w:r>
-                              <w:rPr>
-                                <w:sz w:val="15"/>
-                                <w:szCs w:val="15"/>
-                                <w:lang w:val="en-US"/>
-                              </w:rPr>
-                              <w:t>sini</w:t>
-                            </w:r>
-                            <w:proofErr w:type="spellEnd"/>
-                            <w:r>
-                              <w:rPr>
-                                <w:sz w:val="15"/>
-                                <w:szCs w:val="15"/>
-                                <w:lang w:val="en-US"/>
-                              </w:rPr>
-                              <w:t xml:space="preserve"> </w:t>
-                            </w:r>
-                            <w:proofErr w:type="spellStart"/>
-                            <w:r>
-                              <w:rPr>
-                                <w:sz w:val="15"/>
-                                <w:szCs w:val="15"/>
-                                <w:lang w:val="en-US"/>
-                              </w:rPr>
-                              <w:t>masukkan</w:t>
-                            </w:r>
-                            <w:proofErr w:type="spellEnd"/>
-                          </w:p>
-                          <w:p>
-                            <w:pPr>
-                              <w:rPr>
-                                <w:sz w:val="15"/>
-                                <w:szCs w:val="15"/>
-                                <w:lang w:val="en-US"/>
-                              </w:rPr>
-                            </w:pPr>
-                            <w:r>
-                              <w:rPr>
-                                <w:sz w:val="15"/>
-                                <w:szCs w:val="15"/>
-                                <w:lang w:val="en-US"/>
-                              </w:rPr>
-                              <w:t xml:space="preserve">nama </w:t>
-                            </w:r>
-                            <w:proofErr w:type="spellStart"/>
-                            <w:r>
-                              <w:rPr>
-                                <w:sz w:val="15"/>
-                                <w:szCs w:val="15"/>
-                                <w:lang w:val="en-US"/>
-                              </w:rPr>
-                              <w:t>penuh</w:t>
-                            </w:r>
-                            <w:proofErr w:type="spellEnd"/>
-                            <w:r>
-                              <w:rPr>
-                                <w:sz w:val="15"/>
-                                <w:szCs w:val="15"/>
-                                <w:lang w:val="en-US"/>
-                              </w:rPr>
-                              <w:t xml:space="preserve"> dan </w:t>
-                            </w:r>
-                            <w:proofErr w:type="spellStart"/>
-                            <w:r>
-                              <w:rPr>
-                                <w:sz w:val="15"/>
-                                <w:szCs w:val="15"/>
-                                <w:lang w:val="en-US"/>
-                              </w:rPr>
-                              <w:t>kelayakan</w:t>
-                            </w:r>
-                            <w:proofErr w:type="spellEnd"/>
-                            <w:r>
-                              <w:rPr>
-                                <w:sz w:val="15"/>
-                                <w:szCs w:val="15"/>
-                                <w:lang w:val="en-US"/>
-                              </w:rPr>
-                              <w:t xml:space="preserve"> orang yang </w:t>
-                            </w:r>
-                            <w:proofErr w:type="spellStart"/>
-                            <w:r>
-                              <w:rPr>
-                                <w:sz w:val="15"/>
-                                <w:szCs w:val="15"/>
-                                <w:lang w:val="en-US"/>
-                              </w:rPr>
-                              <w:t>menyaksikan</w:t>
-                            </w:r>
-                            <w:proofErr w:type="spellEnd"/>
-                            <w:r>
-                              <w:rPr>
-                                <w:sz w:val="15"/>
-                                <w:szCs w:val="15"/>
-                                <w:lang w:val="en-US"/>
-                              </w:rPr>
-                              <w:t xml:space="preserve"> </w:t>
-                            </w:r>
-                          </w:p>
-                        </w:txbxContent>
-                      </wps:txbx>
-                      <wps:bodyPr rot="0" vert="horz" wrap="square" lIns="91440" tIns="45720" rIns="91440" bIns="45720" anchor="t" anchorCtr="0" upright="1">
-                        <a:noAutofit/>
-                      </wps:bodyPr>
-                    </wps:wsp>
-                  </a:graphicData>
-                </a:graphic>
-                <wp14:sizeRelH relativeFrom="page">
-                  <wp14:pctWidth>0</wp14:pctWidth>
-                </wp14:sizeRelH>
-                <wp14:sizeRelV relativeFrom="page">
-                  <wp14:pctHeight>0</wp14:pctHeight>
-                </wp14:sizeRelV>
-              </wp:anchor>
-            </w:drawing>
-          </mc:Choice>
-          <mc:Fallback>
-            <w:pict>
-              <v:rect w14:anchorId="69B84712" id="Rectangle 55" o:spid="_x0000_s1030" style="position:absolute;left:0;text-align:left;margin-left:445.9pt;margin-top:-6.2pt;width:58.65pt;height:79.2pt;z-index:251655680;visibility:visible;mso-wrap-style:square;mso-width-percent:0;mso-height-percent:0;mso-wrap-distance-left:9pt;mso-wrap-distance-top:0;mso-wrap-distance-right:9pt;mso-wrap-distance-bottom:0;mso-position-horizontal:absolute;mso-position-horizontal-relative:text;mso-position-vertical:absolute;mso-position-vertical-relative:text;mso-width-percent:0;mso-height-percent:0;mso-width-relative:page;mso-height-relative:page;v-text-anchor:top" o:gfxdata="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" o:allowincell="f" stroked="f">
-                <v:textbox>
-                  <w:txbxContent>
-                    <w:p>
-                      <w:pPr>
-                        <w:rPr>
-                          <w:sz w:val="15"/>
-                          <w:szCs w:val="15"/>
-                          <w:lang w:val="en-US"/>
-                        </w:rPr>
-                      </w:pPr>
-                      <w:r>
-                        <w:rPr>
-                          <w:sz w:val="15"/>
-                          <w:szCs w:val="15"/>
-                          <w:lang w:val="en-US"/>
-                        </w:rPr>
-                        <w:t>Di sini masukkan</w:t>
-                      </w:r>
-                    </w:p>
-                    <w:p>
-                      <w:pPr>
-                        <w:rPr>
-                          <w:sz w:val="15"/>
-                          <w:szCs w:val="15"/>
-                          <w:lang w:val="en-US"/>
-                        </w:rPr>
-                      </w:pPr>
-                      <w:r>
-                        <w:rPr>
-                          <w:sz w:val="15"/>
-                          <w:szCs w:val="15"/>
-                          <w:lang w:val="en-US"/>
-                        </w:rPr>
-                        <w:t xml:space="preserve">nama penuh dan kelayakan orang yang menyaksikan </w:t>
-                      </w:r>
-                    </w:p>
-                  </w:txbxContent>
-                </v:textbox>
-              </v:rect>
-            </w:pict>
-          </mc:Fallback>
-        </mc:AlternateContent>
+        <w:t>Saya,</w:t>
+        <w:tab/>
+        <w:tab/>
+        <w:tab/>
+        <w:tab/>
+        <w:tab/>
+        <w:t xml:space="preserve">seorang Peguambela dan Peguamcara Mahkamah Tinggi Malaya yang beramal di Muar, Johor. dan mempunyai sijil amalan yang sah dengan ini mengaku bahawa *tandatangan/cap ibujari yang di atas itu telah *ditulis/dicapkan di hadapan saya pada  </w:t>
+        <w:tab/>
+        <w:tab/>
+        <w:t>haribulan  ………………………, 20…… dan adalah *tandatangan/cap ibujari yang benar bagi –</w:t>
       </w:r>
       <w:r>
         <w:rPr>
@@ -5874,148 +5632,12 @@
           <w:sz w:val="22"/>
           <w:lang w:eastAsia="zh-CN"/>
         </w:rPr>
-        <mc:AlternateContent>
-          <mc:Choice Requires="wps">
-            <w:drawing>
-              <wp:anchor distT="4294967295" distB="4294967295" distL="114299" distR="114299" simplePos="0" relativeHeight="251662848" behindDoc="0" locked="0" layoutInCell="1" allowOverlap="1" wp14:anchorId="46CC0897" wp14:editId="1C725FC6">
-                <wp:simplePos x="0" y="0"/>
-                <wp:positionH relativeFrom="column">
-                  <wp:posOffset>-104141</wp:posOffset>
-                </wp:positionH>
-                <wp:positionV relativeFrom="paragraph">
-                  <wp:posOffset>51434</wp:posOffset>
-                </wp:positionV>
-                <wp:extent cx="0" cy="0"/>
-                <wp:effectExtent l="0" t="0" r="0" b="0"/>
-                <wp:wrapNone/>
-                <wp:docPr id="2" name="AutoShape 65"/>
-                <wp:cNvGraphicFramePr>
-                  <a:graphicFrameLocks xmlns:a="http://schemas.openxmlformats.org/drawingml/2006/main"/>
-                </wp:cNvGraphicFramePr>
-                <a:graphic xmlns:a="http://schemas.openxmlformats.org/drawingml/2006/main">
-                  <a:graphicData uri="http://schemas.microsoft.com/office/word/2010/wordprocessingShape">
-                    <wps:wsp>
-                      <wps:cNvCnPr>
-                        <a:cxnSpLocks noChangeShapeType="1"/>
-                      </wps:cNvCnPr>
-                      <wps:spPr bwMode="auto">
-                        <a:xfrm>
-                          <a:off x="0" y="0"/>
-                          <a:ext cx="0" cy="0"/>
-                        </a:xfrm>
-                        <a:prstGeom prst="straightConnector1">
-                          <a:avLst/>
-                        </a:prstGeom>
-                        <a:noFill/>
-                        <a:ln w="9525">
-                          <a:solidFill>
-                            <a:srgbClr val="000000"/>
-                          </a:solidFill>
-                          <a:round/>
-                          <a:headEnd/>
-                          <a:tailEnd/>
-                        </a:ln>
-                        <a:extLst>
-                          <a:ext uri="{909E8E84-426E-40DD-AFC4-6F175D3DCCD1}">
-                            <a14:hiddenFill xmlns:a14="http://schemas.microsoft.com/office/drawing/2010/main">
-                              <a:noFill/>
-                            </a14:hiddenFill>
-                          </a:ext>
-                        </a:extLst>
-                      </wps:spPr>
-                      <wps:bodyPr/>
-                    </wps:wsp>
-                  </a:graphicData>
-                </a:graphic>
-                <wp14:sizeRelH relativeFrom="page">
-                  <wp14:pctWidth>0</wp14:pctWidth>
-                </wp14:sizeRelH>
-                <wp14:sizeRelV relativeFrom="page">
-                  <wp14:pctHeight>0</wp14:pctHeight>
-                </wp14:sizeRelV>
-              </wp:anchor>
-            </w:drawing>
-          </mc:Choice>
-          <mc:Fallback>
-            <w:pict>
-              <v:shape w14:anchorId="216EC4FD" id="AutoShape 65" o:spid="_x0000_s1026" type="#_x0000_t32" style="position:absolute;margin-left:-8.2pt;margin-top:4.05pt;width:0;height:0;z-index:251662848;visibility:visible;mso-wrap-style:square;mso-width-percent:0;mso-height-percent:0;mso-wrap-distance-left:3.17497mm;mso-wrap-distance-top:-3e-5mm;mso-wrap-distance-right:3.17497mm;mso-wrap-distance-bottom:-3e-5mm;mso-position-horizontal:absolute;mso-position-horizontal-relative:text;mso-position-vertical:absolute;mso-position-vertical-relative:text;mso-width-percent:0;mso-height-percent:0;mso-width-relative:page;mso-height-relative:page" o:gfxdata="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"/>
-            </w:pict>
-          </mc:Fallback>
-        </mc:AlternateContent>
       </w:r>
       <w:r>
         <w:rPr>
           <w:noProof/>
           <w:lang w:eastAsia="zh-CN"/>
         </w:rPr>
-        <mc:AlternateContent>
-          <mc:Choice Requires="wps">
-            <w:drawing>
-              <wp:anchor distT="4294967295" distB="4294967295" distL="114299" distR="114299" simplePos="0" relativeHeight="251664896" behindDoc="0" locked="0" layoutInCell="1" allowOverlap="1" wp14:anchorId="6AD0FD61" wp14:editId="6E9552E5">
-                <wp:simplePos x="0" y="0"/>
-                <wp:positionH relativeFrom="column">
-                  <wp:posOffset>5563234</wp:posOffset>
-                </wp:positionH>
-                <wp:positionV relativeFrom="paragraph">
-                  <wp:posOffset>51434</wp:posOffset>
-                </wp:positionV>
-                <wp:extent cx="0" cy="0"/>
-                <wp:effectExtent l="0" t="0" r="0" b="0"/>
-                <wp:wrapNone/>
-                <wp:docPr id="3" name="AutoShape 67"/>
-                <wp:cNvGraphicFramePr>
-                  <a:graphicFrameLocks xmlns:a="http://schemas.openxmlformats.org/drawingml/2006/main"/>
-                </wp:cNvGraphicFramePr>
-                <a:graphic xmlns:a="http://schemas.openxmlformats.org/drawingml/2006/main">
-                  <a:graphicData uri="http://schemas.microsoft.com/office/word/2010/wordprocessingShape">
-                    <wps:wsp>
-                      <wps:cNvCnPr>
-                        <a:cxnSpLocks noChangeShapeType="1"/>
-                      </wps:cNvCnPr>
-                      <wps:spPr bwMode="auto">
-                        <a:xfrm flipH="1">
-                          <a:off x="0" y="0"/>
-                          <a:ext cx="0" cy="0"/>
-                        </a:xfrm>
-                        <a:prstGeom prst="straightConnector1">
-                          <a:avLst/>
-                        </a:prstGeom>
-                        <a:noFill/>
-                        <a:ln w="9525">
-                          <a:solidFill>
-                            <a:srgbClr val="000000"/>
-                          </a:solidFill>
-                          <a:round/>
-                          <a:headEnd/>
-                          <a:tailEnd/>
-                        </a:ln>
-                        <a:extLst>
-                          <a:ext uri="{909E8E84-426E-40DD-AFC4-6F175D3DCCD1}">
-                            <a14:hiddenFill xmlns:a14="http://schemas.microsoft.com/office/drawing/2010/main">
-                              <a:noFill/>
-                            </a14:hiddenFill>
-                          </a:ext>
-                        </a:extLst>
-                      </wps:spPr>
-                      <wps:bodyPr/>
-                    </wps:wsp>
-                  </a:graphicData>
-                </a:graphic>
-                <wp14:sizeRelH relativeFrom="page">
-                  <wp14:pctWidth>0</wp14:pctWidth>
-                </wp14:sizeRelH>
-                <wp14:sizeRelV relativeFrom="page">
-                  <wp14:pctHeight>0</wp14:pctHeight>
-                </wp14:sizeRelV>
-              </wp:anchor>
-            </w:drawing>
-          </mc:Choice>
-          <mc:Fallback>
-            <w:pict>
-              <v:shape w14:anchorId="7424E911" id="AutoShape 67" o:spid="_x0000_s1026" type="#_x0000_t32" style="position:absolute;margin-left:438.05pt;margin-top:4.05pt;width:0;height:0;flip:x;z-index:251664896;visibility:visible;mso-wrap-style:square;mso-width-percent:0;mso-height-percent:0;mso-wrap-distance-left:3.17497mm;mso-wrap-distance-top:-3e-5mm;mso-wrap-distance-right:3.17497mm;mso-wrap-distance-bottom:-3e-5mm;mso-position-horizontal:absolute;mso-position-horizontal-relative:text;mso-position-vertical:absolute;mso-position-vertical-relative:text;mso-width-percent:0;mso-height-percent:0;mso-width-relative:page;mso-height-relative:page" o:gfxdata="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"/>
-            </w:pict>
-          </mc:Fallback>
-        </mc:AlternateContent>
       </w:r>
       <w:r>
         <w:rPr>
@@ -6023,81 +5645,12 @@
           <w:sz w:val="22"/>
           <w:lang w:eastAsia="zh-CN"/>
         </w:rPr>
-        <mc:AlternateContent>
-          <mc:Choice Requires="wps">
-            <w:drawing>
-              <wp:anchor distT="4294967295" distB="4294967295" distL="114299" distR="114299" simplePos="0" relativeHeight="251663872" behindDoc="0" locked="0" layoutInCell="1" allowOverlap="1" wp14:anchorId="719A0151" wp14:editId="3C317072">
-                <wp:simplePos x="0" y="0"/>
-                <wp:positionH relativeFrom="column">
-                  <wp:posOffset>5563234</wp:posOffset>
-                </wp:positionH>
-                <wp:positionV relativeFrom="paragraph">
-                  <wp:posOffset>52069</wp:posOffset>
-                </wp:positionV>
-                <wp:extent cx="0" cy="0"/>
-                <wp:effectExtent l="0" t="0" r="0" b="0"/>
-                <wp:wrapNone/>
-                <wp:docPr id="1" name="AutoShape 66"/>
-                <wp:cNvGraphicFramePr>
-                  <a:graphicFrameLocks xmlns:a="http://schemas.openxmlformats.org/drawingml/2006/main"/>
-                </wp:cNvGraphicFramePr>
-                <a:graphic xmlns:a="http://schemas.openxmlformats.org/drawingml/2006/main">
-                  <a:graphicData uri="http://schemas.microsoft.com/office/word/2010/wordprocessingShape">
-                    <wps:wsp>
-                      <wps:cNvCnPr>
-                        <a:cxnSpLocks noChangeShapeType="1"/>
-                      </wps:cNvCnPr>
-                      <wps:spPr bwMode="auto">
-                        <a:xfrm>
-                          <a:off x="0" y="0"/>
-                          <a:ext cx="0" cy="0"/>
-                        </a:xfrm>
-                        <a:prstGeom prst="straightConnector1">
-                          <a:avLst/>
-                        </a:prstGeom>
-                        <a:noFill/>
-                        <a:ln w="9525">
-                          <a:solidFill>
-                            <a:srgbClr val="000000"/>
-                          </a:solidFill>
-                          <a:round/>
-                          <a:headEnd/>
-                          <a:tailEnd/>
-                        </a:ln>
-                        <a:extLst>
-                          <a:ext uri="{909E8E84-426E-40DD-AFC4-6F175D3DCCD1}">
-                            <a14:hiddenFill xmlns:a14="http://schemas.microsoft.com/office/drawing/2010/main">
-                              <a:noFill/>
-                            </a14:hiddenFill>
-                          </a:ext>
-                        </a:extLst>
-                      </wps:spPr>
-                      <wps:bodyPr/>
-                    </wps:wsp>
-                  </a:graphicData>
-                </a:graphic>
-                <wp14:sizeRelH relativeFrom="page">
-                  <wp14:pctWidth>0</wp14:pctWidth>
-                </wp14:sizeRelH>
-                <wp14:sizeRelV relativeFrom="page">
-                  <wp14:pctHeight>0</wp14:pctHeight>
-                </wp14:sizeRelV>
-              </wp:anchor>
-            </w:drawing>
-          </mc:Choice>
-          <mc:Fallback>
-            <w:pict>
-              <v:shape w14:anchorId="139A0FFB" id="AutoShape 66" o:spid="_x0000_s1026" type="#_x0000_t32" style="position:absolute;margin-left:438.05pt;margin-top:4.1pt;width:0;height:0;z-index:251663872;visibility:visible;mso-wrap-style:square;mso-width-percent:0;mso-height-percent:0;mso-wrap-distance-left:3.17497mm;mso-wrap-distance-top:-3e-5mm;mso-wrap-distance-right:3.17497mm;mso-wrap-distance-bottom:-3e-5mm;mso-position-horizontal:absolute;mso-position-horizontal-relative:text;mso-position-vertical:absolute;mso-position-vertical-relative:text;mso-width-percent:0;mso-height-percent:0;mso-width-relative:page;mso-height-relative:page" o:gfxdata="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"/>
-            </w:pict>
-          </mc:Fallback>
-        </mc:AlternateContent>
       </w:r>
       <w:r>
         <w:rPr>
           <w:b w:val="0"/>
           <w:lang w:val="ms-MY"/>
         </w:rPr>
-        <w:t>Saya,</w:t>
       </w:r>
       <w:r>
         <w:rPr>
@@ -6106,7 +5659,6 @@
           <w:u w:val="dotted"/>
           <w:lang w:val="ms-MY"/>
         </w:rPr>
-        <w:tab/>
       </w:r>
       <w:r>
         <w:rPr>
@@ -6115,7 +5667,6 @@
           <w:u w:val="dotted"/>
           <w:lang w:val="ms-MY"/>
         </w:rPr>
-        <w:tab/>
       </w:r>
       <w:r>
         <w:rPr>
@@ -6124,7 +5675,6 @@
           <w:u w:val="dotted"/>
           <w:lang w:val="ms-MY"/>
         </w:rPr>
-        <w:tab/>
       </w:r>
       <w:r>
         <w:rPr>
@@ -6133,7 +5683,6 @@
           <w:u w:val="dotted"/>
           <w:lang w:val="ms-MY"/>
         </w:rPr>
-        <w:tab/>
       </w:r>
       <w:r>
         <w:rPr>
@@ -6142,42 +5691,36 @@
           <w:u w:val="dotted"/>
           <w:lang w:val="ms-MY"/>
         </w:rPr>
-        <w:tab/>
       </w:r>
       <w:r>
         <w:rPr>
           <w:b w:val="0"/>
           <w:lang w:val="ms-MY"/>
         </w:rPr>
-        <w:t>seorang Peguambela dan Peguamcara Mahkamah Tinggi</w:t>
       </w:r>
       <w:r>
         <w:rPr>
           <w:b w:val="0"/>
           <w:lang w:val="ms-MY"/>
         </w:rPr>
-        <w:t xml:space="preserve"> </w:t>
       </w:r>
       <w:r>
         <w:rPr>
           <w:b w:val="0"/>
           <w:lang w:val="ms-MY"/>
         </w:rPr>
-        <w:t>Malaya yang beramal di Muar, Johor dan mempunyai sijil amalan yang sah</w:t>
       </w:r>
       <w:r>
         <w:rPr>
           <w:b w:val="0"/>
           <w:lang w:val="ms-MY"/>
         </w:rPr>
-        <w:t xml:space="preserve"> </w:t>
       </w:r>
       <w:r>
         <w:rPr>
           <w:b w:val="0"/>
           <w:lang w:val="ms-MY"/>
         </w:rPr>
-        <w:t>dengan ini mengaku bahawa *tandatangan/</w:t>
       </w:r>
       <w:r>
         <w:rPr>
@@ -6185,14 +5728,12 @@
           <w:strike/>
           <w:lang w:val="ms-MY"/>
         </w:rPr>
-        <w:t>cap ibujari</w:t>
       </w:r>
       <w:r>
         <w:rPr>
           <w:b w:val="0"/>
           <w:lang w:val="ms-MY"/>
         </w:rPr>
-        <w:t xml:space="preserve"> yang di atas itu telah *ditulis/</w:t>
       </w:r>
       <w:r>
         <w:rPr>
@@ -6200,21 +5741,18 @@
           <w:strike/>
           <w:lang w:val="ms-MY"/>
         </w:rPr>
-        <w:t>dicapkan</w:t>
       </w:r>
       <w:r>
         <w:rPr>
           <w:b w:val="0"/>
           <w:lang w:val="ms-MY"/>
         </w:rPr>
-        <w:t xml:space="preserve"> di hadapan saya pada</w:t>
       </w:r>
       <w:r>
         <w:rPr>
           <w:b w:val="0"/>
           <w:lang w:val="ms-MY"/>
         </w:rPr>
-        <w:t xml:space="preserve"> </w:t>
       </w:r>
       <w:r>
         <w:rPr>
@@ -6222,7 +5760,6 @@
           <w:u w:val="dotted"/>
           <w:lang w:val="ms-MY"/>
         </w:rPr>
-        <w:t xml:space="preserve"> </w:t>
       </w:r>
       <w:r>
         <w:rPr>
@@ -6230,7 +5767,6 @@
           <w:u w:val="dotted"/>
           <w:lang w:val="ms-MY"/>
         </w:rPr>
-        <w:tab/>
       </w:r>
       <w:r>
         <w:rPr>
@@ -6238,28 +5774,24 @@
           <w:u w:val="dotted"/>
           <w:lang w:val="ms-MY"/>
         </w:rPr>
-        <w:tab/>
       </w:r>
       <w:r>
         <w:rPr>
           <w:b w:val="0"/>
           <w:lang w:val="ms-MY"/>
         </w:rPr>
-        <w:t>haribulan  ………………………, 20……</w:t>
       </w:r>
       <w:r>
         <w:rPr>
           <w:b w:val="0"/>
           <w:lang w:val="ms-MY"/>
         </w:rPr>
-        <w:t xml:space="preserve"> </w:t>
       </w:r>
       <w:r>
         <w:rPr>
           <w:b w:val="0"/>
           <w:lang w:val="ms-MY"/>
         </w:rPr>
-        <w:t>dan adalah *tandatangan/</w:t>
       </w:r>
       <w:r>
         <w:rPr>
@@ -6267,21 +5799,18 @@
           <w:strike/>
           <w:lang w:val="ms-MY"/>
         </w:rPr>
-        <w:t>cap ibujari</w:t>
       </w:r>
       <w:r>
         <w:rPr>
           <w:b w:val="0"/>
           <w:lang w:val="ms-MY"/>
         </w:rPr>
-        <w:t xml:space="preserve"> yang benar bagi</w:t>
       </w:r>
       <w:r>
         <w:rPr>
           <w:b w:val="0"/>
           <w:lang w:val="ms-MY"/>
         </w:rPr>
-        <w:t xml:space="preserve"> –</w:t>
       </w:r>
     </w:p>
     <w:p>
